--- a/04_JobKitAI/output/naukri/Light_and_Wonder_Senior_QA_Engineer_Vishnudeep_Jayam.docx
+++ b/04_JobKitAI/output/naukri/Light_and_Wonder_Senior_QA_Engineer_Vishnudeep_Jayam.docx
@@ -33,7 +33,7 @@
           <w:highlight w:val="yellow"/>
           <w:highlightCs w:val="yellow"/>
         </w:rPr>
-        <w:t xml:space="preserve">SENIOR QA ENGINEER</w:t>
+        <w:t xml:space="preserve">SENIOR QA ENGINEER, SOFTWARE</w:t>
       </w:r>
       <w:r>
         <w:rPr>
@@ -68,7 +68,7 @@
         </w:rPr>
         <w:t xml:space="preserve">  •  </w:t>
       </w:r>
-      <w:hyperlink w:history="1" r:id="rIdxfni7cfxj-upxjhsrwa0r">
+      <w:hyperlink w:history="1" r:id="rIdiupkrexzixfw04izjiqob">
         <w:r>
           <w:rPr>
             <w:rFonts w:ascii="Calibri" w:cs="Calibri" w:eastAsia="Calibri" w:hAnsi="Calibri"/>
@@ -131,7 +131,7 @@
           <w:highlight w:val="yellow"/>
           <w:highlightCs w:val="yellow"/>
         </w:rPr>
-        <w:t xml:space="preserve">Senior QA Engineer</w:t>
+        <w:t xml:space="preserve">Senior QA Engineer, Software</w:t>
       </w:r>
       <w:r>
         <w:rPr>
@@ -160,7 +160,7 @@
           <w:sz w:val="20"/>
           <w:szCs w:val="20"/>
         </w:rPr>
-        <w:t xml:space="preserve"> of experience across UI and API test automation — from tool selection and framework design to script development, suite execution, and defect reporting. </w:t>
+        <w:t xml:space="preserve"> of experience across UI and API test automation — from tool selection and framework design through script development, suite execution, and defect reporting. </w:t>
       </w:r>
       <w:r>
         <w:rPr>
@@ -171,7 +171,7 @@
           <w:highlight w:val="yellow"/>
           <w:highlightCs w:val="yellow"/>
         </w:rPr>
-        <w:t xml:space="preserve">designed Selenium + Java + TestNG automation frameworks across e-commerce, automotive, and enterprise web platforms</w:t>
+        <w:t xml:space="preserve">Designed Selenium + Java + TestNG automation frameworks across e-commerce, automotive, and enterprise web platforms</w:t>
       </w:r>
       <w:r>
         <w:rPr>
@@ -191,7 +191,7 @@
           <w:highlight w:val="yellow"/>
           <w:highlightCs w:val="yellow"/>
         </w:rPr>
-        <w:t xml:space="preserve">embedded automated suites into CI/CD pipelines using Jenkins, Gradle, Maven, and Travis CI</w:t>
+        <w:t xml:space="preserve">Managed test case preparation, execution, defect tracking, and status reporting as the QA lead on an automotive infotainment product</w:t>
       </w:r>
       <w:r>
         <w:rPr>
@@ -256,32 +256,7 @@
           <w:sz w:val="20"/>
           <w:szCs w:val="20"/>
         </w:rPr>
-        <w:t xml:space="preserve"> · Playwright · Cucumber (BDD) · TestNG · Page Object Model</w:t>
-      </w:r>
-    </w:p>
-    <w:p>
-      <w:pPr>
-        <w:spacing w:after="55" w:line="250"/>
-      </w:pPr>
-      <w:r>
-        <w:rPr>
-          <w:rFonts w:ascii="Calibri" w:cs="Calibri" w:eastAsia="Calibri" w:hAnsi="Calibri"/>
-          <w:b/>
-          <w:bCs/>
-          <w:color w:val="1A1A1A"/>
-          <w:sz w:val="20"/>
-          <w:szCs w:val="20"/>
-        </w:rPr>
-        <w:t xml:space="preserve">Test Management &amp; Methodology  </w:t>
-      </w:r>
-      <w:r>
-        <w:rPr>
-          <w:rFonts w:ascii="Calibri" w:cs="Calibri" w:eastAsia="Calibri" w:hAnsi="Calibri"/>
-          <w:color w:val="3D4451"/>
-          <w:sz w:val="20"/>
-          <w:szCs w:val="20"/>
-        </w:rPr>
-        <w:t xml:space="preserve">TestRail · XRay · Jira · </w:t>
+        <w:t xml:space="preserve"> · Playwright · Cucumber (BDD) · TestNG · Page Object Model · </w:t>
       </w:r>
       <w:r>
         <w:rPr>
@@ -292,16 +267,7 @@
           <w:highlight w:val="yellow"/>
           <w:highlightCs w:val="yellow"/>
         </w:rPr>
-        <w:t xml:space="preserve">Agile Scrum</w:t>
-      </w:r>
-      <w:r>
-        <w:rPr>
-          <w:rFonts w:ascii="Calibri" w:cs="Calibri" w:eastAsia="Calibri" w:hAnsi="Calibri"/>
-          <w:color w:val="3D4451"/>
-          <w:sz w:val="20"/>
-          <w:szCs w:val="20"/>
-        </w:rPr>
-        <w:t xml:space="preserve"> · Kanban · Test Planning &amp; Case Design · Defect Tracking &amp; Reporting</w:t>
+        <w:t xml:space="preserve">Selenium Grid</w:t>
       </w:r>
     </w:p>
     <w:p>
@@ -317,7 +283,16 @@
           <w:sz w:val="20"/>
           <w:szCs w:val="20"/>
         </w:rPr>
-        <w:t xml:space="preserve">Languages  </w:t>
+        <w:t xml:space="preserve">Test Management &amp; Methodology  </w:t>
+      </w:r>
+      <w:r>
+        <w:rPr>
+          <w:rFonts w:ascii="Calibri" w:cs="Calibri" w:eastAsia="Calibri" w:hAnsi="Calibri"/>
+          <w:color w:val="3D4451"/>
+          <w:sz w:val="20"/>
+          <w:szCs w:val="20"/>
+        </w:rPr>
+        <w:t xml:space="preserve">TestRail · XRay · Jira · </w:t>
       </w:r>
       <w:r>
         <w:rPr>
@@ -328,6 +303,82 @@
           <w:highlight w:val="yellow"/>
           <w:highlightCs w:val="yellow"/>
         </w:rPr>
+        <w:t xml:space="preserve">Agile Scrum</w:t>
+      </w:r>
+      <w:r>
+        <w:rPr>
+          <w:rFonts w:ascii="Calibri" w:cs="Calibri" w:eastAsia="Calibri" w:hAnsi="Calibri"/>
+          <w:color w:val="3D4451"/>
+          <w:sz w:val="20"/>
+          <w:szCs w:val="20"/>
+        </w:rPr>
+        <w:t xml:space="preserve"> · Kanban · </w:t>
+      </w:r>
+      <w:r>
+        <w:rPr>
+          <w:rFonts w:ascii="Calibri" w:cs="Calibri" w:eastAsia="Calibri" w:hAnsi="Calibri"/>
+          <w:color w:val="3D4451"/>
+          <w:sz w:val="20"/>
+          <w:szCs w:val="20"/>
+          <w:highlight w:val="yellow"/>
+          <w:highlightCs w:val="yellow"/>
+        </w:rPr>
+        <w:t xml:space="preserve">Test Planning &amp; Case Design</w:t>
+      </w:r>
+      <w:r>
+        <w:rPr>
+          <w:rFonts w:ascii="Calibri" w:cs="Calibri" w:eastAsia="Calibri" w:hAnsi="Calibri"/>
+          <w:color w:val="3D4451"/>
+          <w:sz w:val="20"/>
+          <w:szCs w:val="20"/>
+        </w:rPr>
+        <w:t xml:space="preserve"> · </w:t>
+      </w:r>
+      <w:r>
+        <w:rPr>
+          <w:rFonts w:ascii="Calibri" w:cs="Calibri" w:eastAsia="Calibri" w:hAnsi="Calibri"/>
+          <w:color w:val="3D4451"/>
+          <w:sz w:val="20"/>
+          <w:szCs w:val="20"/>
+          <w:highlight w:val="yellow"/>
+          <w:highlightCs w:val="yellow"/>
+        </w:rPr>
+        <w:t xml:space="preserve">Defect Tracking &amp; Reporting</w:t>
+      </w:r>
+      <w:r>
+        <w:rPr>
+          <w:rFonts w:ascii="Calibri" w:cs="Calibri" w:eastAsia="Calibri" w:hAnsi="Calibri"/>
+          <w:color w:val="3D4451"/>
+          <w:sz w:val="20"/>
+          <w:szCs w:val="20"/>
+        </w:rPr>
+        <w:t xml:space="preserve"> · SDLC / STLC</w:t>
+      </w:r>
+    </w:p>
+    <w:p>
+      <w:pPr>
+        <w:spacing w:after="55" w:line="250"/>
+      </w:pPr>
+      <w:r>
+        <w:rPr>
+          <w:rFonts w:ascii="Calibri" w:cs="Calibri" w:eastAsia="Calibri" w:hAnsi="Calibri"/>
+          <w:b/>
+          <w:bCs/>
+          <w:color w:val="1A1A1A"/>
+          <w:sz w:val="20"/>
+          <w:szCs w:val="20"/>
+        </w:rPr>
+        <w:t xml:space="preserve">Languages  </w:t>
+      </w:r>
+      <w:r>
+        <w:rPr>
+          <w:rFonts w:ascii="Calibri" w:cs="Calibri" w:eastAsia="Calibri" w:hAnsi="Calibri"/>
+          <w:color w:val="3D4451"/>
+          <w:sz w:val="20"/>
+          <w:szCs w:val="20"/>
+          <w:highlight w:val="yellow"/>
+          <w:highlightCs w:val="yellow"/>
+        </w:rPr>
         <w:t xml:space="preserve">Java</w:t>
       </w:r>
       <w:r>
@@ -378,16 +429,16 @@
           <w:sz w:val="20"/>
           <w:szCs w:val="20"/>
         </w:rPr>
-        <w:t xml:space="preserve">CI/CD &amp; Build Tools  </w:t>
-      </w:r>
-      <w:r>
-        <w:rPr>
-          <w:rFonts w:ascii="Calibri" w:cs="Calibri" w:eastAsia="Calibri" w:hAnsi="Calibri"/>
-          <w:color w:val="3D4451"/>
-          <w:sz w:val="20"/>
-          <w:szCs w:val="20"/>
-        </w:rPr>
-        <w:t xml:space="preserve">Jenkins · Gradle · Maven · Travis CI · Git · GitHub</w:t>
+        <w:t xml:space="preserve">CI/CD, Build &amp; Cloud  </w:t>
+      </w:r>
+      <w:r>
+        <w:rPr>
+          <w:rFonts w:ascii="Calibri" w:cs="Calibri" w:eastAsia="Calibri" w:hAnsi="Calibri"/>
+          <w:color w:val="3D4451"/>
+          <w:sz w:val="20"/>
+          <w:szCs w:val="20"/>
+        </w:rPr>
+        <w:t xml:space="preserve">Jenkins · Gradle · Maven · Travis CI · Git · GitHub · AWS</w:t>
       </w:r>
     </w:p>
     <w:p>
@@ -403,6 +454,31 @@
           <w:sz w:val="20"/>
           <w:szCs w:val="20"/>
         </w:rPr>
+        <w:t xml:space="preserve">Platforms Tested  </w:t>
+      </w:r>
+      <w:r>
+        <w:rPr>
+          <w:rFonts w:ascii="Calibri" w:cs="Calibri" w:eastAsia="Calibri" w:hAnsi="Calibri"/>
+          <w:color w:val="3D4451"/>
+          <w:sz w:val="20"/>
+          <w:szCs w:val="20"/>
+        </w:rPr>
+        <w:t xml:space="preserve">Web (Chrome, Firefox, IE) · Windows Desktop · Android · iOS · Mobile / Tablet</w:t>
+      </w:r>
+    </w:p>
+    <w:p>
+      <w:pPr>
+        <w:spacing w:after="55" w:line="250"/>
+      </w:pPr>
+      <w:r>
+        <w:rPr>
+          <w:rFonts w:ascii="Calibri" w:cs="Calibri" w:eastAsia="Calibri" w:hAnsi="Calibri"/>
+          <w:b/>
+          <w:bCs/>
+          <w:color w:val="1A1A1A"/>
+          <w:sz w:val="20"/>
+          <w:szCs w:val="20"/>
+        </w:rPr>
         <w:t xml:space="preserve">Domain Exposure  </w:t>
       </w:r>
       <w:r>
@@ -413,6 +489,60 @@
           <w:szCs w:val="20"/>
         </w:rPr>
         <w:t xml:space="preserve">Automotive Infotainment Systems (VW) · E-commerce Platforms (Magento) · Enterprise Web Applications</w:t>
+      </w:r>
+    </w:p>
+    <w:p>
+      <w:pPr>
+        <w:spacing w:after="55" w:line="250"/>
+      </w:pPr>
+      <w:r>
+        <w:rPr>
+          <w:rFonts w:ascii="Calibri" w:cs="Calibri" w:eastAsia="Calibri" w:hAnsi="Calibri"/>
+          <w:b/>
+          <w:bCs/>
+          <w:color w:val="B02A1F"/>
+          <w:sz w:val="20"/>
+          <w:szCs w:val="20"/>
+        </w:rPr>
+        <w:t xml:space="preserve">[Gate skills — fill or delete this row]</w:t>
+      </w:r>
+      <w:r>
+        <w:rPr>
+          <w:rFonts w:ascii="Calibri" w:cs="Calibri" w:eastAsia="Calibri" w:hAnsi="Calibri"/>
+          <w:b/>
+          <w:bCs/>
+          <w:color w:val="1A1A1A"/>
+          <w:sz w:val="20"/>
+          <w:szCs w:val="20"/>
+        </w:rPr>
+        <w:t xml:space="preserve">  </w:t>
+      </w:r>
+      <w:r>
+        <w:rPr>
+          <w:rFonts w:ascii="Calibri" w:cs="Calibri" w:eastAsia="Calibri" w:hAnsi="Calibri"/>
+          <w:b/>
+          <w:bCs/>
+          <w:color w:val="B02A1F"/>
+          <w:sz w:val="20"/>
+          <w:szCs w:val="20"/>
+        </w:rPr>
+        <w:t xml:space="preserve">[Land-Based Gaming / Casino Domain]</w:t>
+      </w:r>
+    </w:p>
+    <w:p>
+      <w:pPr>
+        <w:spacing w:after="60" w:before="60" w:line="240"/>
+      </w:pPr>
+      <w:r>
+        <w:rPr>
+          <w:rFonts w:ascii="Calibri" w:cs="Calibri" w:eastAsia="Calibri" w:hAnsi="Calibri"/>
+          <w:i/>
+          <w:iCs/>
+          <w:color w:val="B02A1F"/>
+          <w:sz w:val="17"/>
+          <w:szCs w:val="17"/>
+        </w:rPr>
+        <w:t xml:space="preserve">FILL-IN RULE — every item in the bracketed row above is named by this job description but is not evidenced anywhere in your source resume. Keep only what you have genuinely shipped with and could be questioned on for twenty minutes; delete the rest, then delete the row label itself. Do not soften an entry to "exposure to".</w:t>
       </w:r>
     </w:p>
     <w:p>
@@ -927,6 +1057,45 @@
           <w:sz w:val="20"/>
           <w:szCs w:val="20"/>
         </w:rPr>
+        <w:t xml:space="preserve">Performed the complete testing lifecycle — </w:t>
+      </w:r>
+      <w:r>
+        <w:rPr>
+          <w:rFonts w:ascii="Calibri" w:cs="Calibri" w:eastAsia="Calibri" w:hAnsi="Calibri"/>
+          <w:color w:val="3D4451"/>
+          <w:sz w:val="20"/>
+          <w:szCs w:val="20"/>
+          <w:highlight w:val="yellow"/>
+          <w:highlightCs w:val="yellow"/>
+        </w:rPr>
+        <w:t xml:space="preserve">regression</w:t>
+      </w:r>
+      <w:r>
+        <w:rPr>
+          <w:rFonts w:ascii="Calibri" w:cs="Calibri" w:eastAsia="Calibri" w:hAnsi="Calibri"/>
+          <w:color w:val="3D4451"/>
+          <w:sz w:val="20"/>
+          <w:szCs w:val="20"/>
+        </w:rPr>
+        <w:t xml:space="preserve"> testing of fixed bugs and new builds, sanity testing, and user testing — following Scrum and Kanban.</w:t>
+      </w:r>
+    </w:p>
+    <w:p>
+      <w:pPr>
+        <w:pStyle w:val="ListParagraph"/>
+        <w:numPr>
+          <w:ilvl w:val="0"/>
+          <w:numId w:val="2"/>
+        </w:numPr>
+        <w:spacing w:after="55" w:line="250"/>
+      </w:pPr>
+      <w:r>
+        <w:rPr>
+          <w:rFonts w:ascii="Calibri" w:cs="Calibri" w:eastAsia="Calibri" w:hAnsi="Calibri"/>
+          <w:color w:val="3D4451"/>
+          <w:sz w:val="20"/>
+          <w:szCs w:val="20"/>
+        </w:rPr>
         <w:t xml:space="preserve">Owned testing for all 13 e-commerce shops across Europe as the sole QA engineer.</w:t>
       </w:r>
     </w:p>
@@ -1042,25 +1211,6 @@
           <w:szCs w:val="20"/>
         </w:rPr>
         <w:t xml:space="preserve">Used Git for version control and worked within AWS infrastructure.</w:t>
-      </w:r>
-    </w:p>
-    <w:p>
-      <w:pPr>
-        <w:pStyle w:val="ListParagraph"/>
-        <w:numPr>
-          <w:ilvl w:val="0"/>
-          <w:numId w:val="2"/>
-        </w:numPr>
-        <w:spacing w:after="55" w:line="250"/>
-      </w:pPr>
-      <w:r>
-        <w:rPr>
-          <w:rFonts w:ascii="Calibri" w:cs="Calibri" w:eastAsia="Calibri" w:hAnsi="Calibri"/>
-          <w:color w:val="3D4451"/>
-          <w:sz w:val="20"/>
-          <w:szCs w:val="20"/>
-        </w:rPr>
-        <w:t xml:space="preserve">Performed the complete testing lifecycle — regression testing of fixed bugs and new builds, sanity testing, and user testing — following Scrum and Kanban.</w:t>
       </w:r>
     </w:p>
     <w:p>
